--- a/botkin_research_report.docx
+++ b/botkin_research_report.docx
@@ -127,6 +127,14 @@
     <w:p>
       <w:r>
         <w:t>Все рекомендации сопровождаются ссылками на конкретные публикации, релизы и обсуждения. Версии библиотек актуальны на 05.06.2026.</w:t>
+      </w:r>
+    </w:p>
+    <w:p>
+      <w:r>
+        <w:rPr>
+          <w:b/>
+        </w:rPr>
+        <w:t>Обновление от 03.07.2026: практические результаты внедрения в проекте botkin и актуализация версий инструментов — см. раздел 13 в конце отчёта.</w:t>
       </w:r>
     </w:p>
     <w:p>
@@ -1030,14 +1038,7 @@
           <w:color w:val="0D47A1"/>
           <w:sz w:val="18"/>
         </w:rPr>
-        <w:t xml:space="preserve"> [1]</w:t>
-      </w:r>
-      <w:r>
-        <w:rPr>
-          <w:color w:val="0D47A1"/>
-          <w:sz w:val="18"/>
-        </w:rPr>
-        <w:t xml:space="preserve"> [2]</w:t>
+        <w:t xml:space="preserve"> [1] [2]</w:t>
       </w:r>
     </w:p>
     <w:p>
@@ -3583,14 +3584,7 @@
           <w:color w:val="0D47A1"/>
           <w:sz w:val="18"/>
         </w:rPr>
-        <w:t xml:space="preserve"> [15]</w:t>
-      </w:r>
-      <w:r>
-        <w:rPr>
-          <w:color w:val="0D47A1"/>
-          <w:sz w:val="18"/>
-        </w:rPr>
-        <w:t xml:space="preserve"> [22]</w:t>
+        <w:t xml:space="preserve"> [15] [22]</w:t>
       </w:r>
     </w:p>
     <w:p>
@@ -4354,14 +4348,7 @@
           <w:color w:val="0D47A1"/>
           <w:sz w:val="18"/>
         </w:rPr>
-        <w:t xml:space="preserve"> [29]</w:t>
-      </w:r>
-      <w:r>
-        <w:rPr>
-          <w:color w:val="0D47A1"/>
-          <w:sz w:val="18"/>
-        </w:rPr>
-        <w:t xml:space="preserve"> [30]</w:t>
+        <w:t xml:space="preserve"> [29] [30]</w:t>
       </w:r>
     </w:p>
     <w:p>
@@ -6342,6 +6329,375 @@
         <w:br/>
         <w:t>curl http://localhost:11434/api/generate -d '{\"model\":\"qwen3.6:27b-q3_k_s\",\"prompt\":\"\",\"keep_alive\":\"30m\"}'</w:t>
         <w:br/>
+      </w:r>
+    </w:p>
+    <w:p>
+      <w:r>
+        <w:br w:type="page"/>
+      </w:r>
+    </w:p>
+    <w:p>
+      <w:pPr>
+        <w:pStyle w:val="Heading1"/>
+      </w:pPr>
+      <w:r>
+        <w:rPr>
+          <w:color w:val="0D47A1"/>
+        </w:rPr>
+        <w:t>13. Обновление 03.07.2026: результаты внедрения и актуализация данных</w:t>
+      </w:r>
+    </w:p>
+    <w:p>
+      <w:r>
+        <w:t>Отчёт составлен 05.06.2026. Раздел добавлен 03.07.2026 и решает три задачи: (1) фиксирует, что из рекомендаций отчёта реализовано в проекте botkin и с какими измеримыми результатами; (2) актуализирует версии ключевых инструментов; (3) отмечает изменения в ландшафте OCR/VLM. Внешние источники приведены в конце раздела (обращение 03.07.2026); числа внедрения — из внутренних прогонов проекта (TEST_RESULTS.md, HANDOFF.md).</w:t>
+      </w:r>
+    </w:p>
+    <w:p>
+      <w:pPr>
+        <w:pStyle w:val="Heading2"/>
+      </w:pPr>
+      <w:r>
+        <w:rPr>
+          <w:color w:val="37474F"/>
+        </w:rPr>
+        <w:t>13.1. Что реализовано и подтверждено на практике</w:t>
+      </w:r>
+    </w:p>
+    <w:p>
+      <w:r>
+        <w:t>Рекомендованный отчётом стек развёрнут ровно на целевом железе: модель qwen3-vl:8b-instruct на нативной Ollama (Windows 11), NVIDIA RTX 3080 Laptop 16 ГБ. Реализована предложенная layered / schema-first архитектура: classify → extract → normalize → persist.</w:t>
+      </w:r>
+    </w:p>
+    <w:p>
+      <w:pPr>
+        <w:pStyle w:val="ListBullet"/>
+      </w:pPr>
+      <w:r>
+        <w:t>Извлечение из текстового слоя PDF с verbatim-стражем против галлюцинации значений: каждое число ответа обязано присутствовать в исходном тексте, иначе выбраковка. Фолбэк на VLM-over-image для растровых бланков и фото — «один путь на документ».</w:t>
+      </w:r>
+    </w:p>
+    <w:p>
+      <w:pPr>
+        <w:pStyle w:val="ListBullet"/>
+      </w:pPr>
+      <w:r>
+        <w:t>Structured output через Instructor + Pydantic и нативный format Ollama; ретраи с tenacity backoff+jitter.</w:t>
+      </w:r>
+    </w:p>
+    <w:p>
+      <w:pPr>
+        <w:pStyle w:val="ListBullet"/>
+      </w:pPr>
+      <w:r>
+        <w:t>Нормализация имён показателей по реестру ФСЛИ (фаззи-коррекция, дистанция Дамерау—Левенштейна) и справочник лекарств ГРЛС (20 948 названий, торговые + МНН, статусы регистрации).</w:t>
+      </w:r>
+    </w:p>
+    <w:p>
+      <w:pPr>
+        <w:pStyle w:val="ListBullet"/>
+      </w:pPr>
+      <w:r>
+        <w:t>Детерминированные доменные парсеры: СИБР (водородно-метановый дыхательный тест) и Андрофлор.</w:t>
+      </w:r>
+    </w:p>
+    <w:p>
+      <w:r>
+        <w:t>Измеримый результат итерации оптимизации скорости и точности (e2e на 34 реальных документах, scripts/bench/bench_models.py, RTX 3080 Laptop, qwen3-vl:8b-instruct):</w:t>
+      </w:r>
+    </w:p>
+    <w:p>
+      <w:pPr>
+        <w:pStyle w:val="ListBullet"/>
+      </w:pPr>
+      <w:r>
+        <w:t xml:space="preserve">Документы PASS: 30/34 → </w:t>
+      </w:r>
+      <w:r>
+        <w:rPr>
+          <w:b/>
+        </w:rPr>
+        <w:t>34/34</w:t>
+      </w:r>
+      <w:r>
+        <w:t xml:space="preserve"> (все 4 исходных провала закрыты).</w:t>
+      </w:r>
+    </w:p>
+    <w:p>
+      <w:pPr>
+        <w:pStyle w:val="ListBullet"/>
+      </w:pPr>
+      <w:r>
+        <w:t xml:space="preserve">Точность (найдено/эталон): 320/325 (98.5%) → </w:t>
+      </w:r>
+      <w:r>
+        <w:rPr>
+          <w:b/>
+        </w:rPr>
+        <w:t>325/325 (100%)</w:t>
+      </w:r>
+      <w:r>
+        <w:t>.</w:t>
+      </w:r>
+    </w:p>
+    <w:p>
+      <w:pPr>
+        <w:pStyle w:val="ListBullet"/>
+      </w:pPr>
+      <w:r>
+        <w:t xml:space="preserve">Среднее время: 50.6 с → </w:t>
+      </w:r>
+      <w:r>
+        <w:rPr>
+          <w:b/>
+        </w:rPr>
+        <w:t>26.0 с на документ (−49%)</w:t>
+      </w:r>
+      <w:r>
+        <w:t>.</w:t>
+      </w:r>
+    </w:p>
+    <w:p>
+      <w:pPr>
+        <w:pStyle w:val="ListBullet"/>
+      </w:pPr>
+      <w:r>
+        <w:t xml:space="preserve">Композитный score (точность × pass / время): </w:t>
+      </w:r>
+      <w:r>
+        <w:rPr>
+          <w:b/>
+        </w:rPr>
+        <w:t>×2.2</w:t>
+      </w:r>
+      <w:r>
+        <w:t xml:space="preserve"> (0.0172 → 0.0385).</w:t>
+      </w:r>
+    </w:p>
+    <w:p>
+      <w:r>
+        <w:t>За счёт: детерминизации генерации (num_predict 16384→4096, num_ctx 16384→8192, temperature 0.0 для extract / 0.1 для classify, repeat_penalty 1.1); adaptive-ретрая против пустого ответа XGrammar (бюджет _TEXT_EMPTY_RETRIES=2 — стабильность проблемного документа выросла с 3/6 до 6/6 прогонов); warmup моделей в VRAM на старте сервиса, снимающего холодный старт ~100–120 с на первом документе (реализация рекомендации отчёта про pre-loading и keep_alive). Юнит-тесты: 313 passed, ruff чисто.</w:t>
+      </w:r>
+    </w:p>
+    <w:p>
+      <w:r>
+        <w:t>Главный практический вывод подтверждает тезис отчёта (разделы 6–7): доминирующий источник ошибок — не «слабая модель», а вход и структура (числа внутри имён показателей вроде «Ca 125», склейка строк текстового слоя, два порога нормы пре-/постменопаузы на одной строке). Эти классы ошибок устраняются детерминированным разбором и verbatim-стражем, а не увеличением размера модели.</w:t>
+      </w:r>
+    </w:p>
+    <w:p>
+      <w:pPr>
+        <w:pStyle w:val="Heading2"/>
+      </w:pPr>
+      <w:r>
+        <w:rPr>
+          <w:color w:val="37474F"/>
+        </w:rPr>
+        <w:t>13.2. Актуализация версий инструментов (на 03.07.2026)</w:t>
+      </w:r>
+    </w:p>
+    <w:p>
+      <w:r>
+        <w:t>С даты составления отчёта (05.06.2026) вышли новые версии ряда инструментов из раздела 5:</w:t>
+      </w:r>
+    </w:p>
+    <w:p>
+      <w:pPr>
+        <w:pStyle w:val="ListBullet"/>
+      </w:pPr>
+      <w:r>
+        <w:rPr>
+          <w:b/>
+        </w:rPr>
+        <w:t xml:space="preserve">Ollama: </w:t>
+      </w:r>
+      <w:r>
+        <w:t>в отчёте и в проекте — 0.30.11; актуальная линейка — v0.31.x (v0.31.1, 30.06.2026). Для botkin апгрейд не срочен: используемые возможности (keep_alive, format, flash-attention) стабильны с 0.30. [1][2]</w:t>
+      </w:r>
+    </w:p>
+    <w:p>
+      <w:pPr>
+        <w:pStyle w:val="ListBullet"/>
+      </w:pPr>
+      <w:r>
+        <w:rPr>
+          <w:b/>
+        </w:rPr>
+        <w:t xml:space="preserve">MinerU: </w:t>
+      </w:r>
+      <w:r>
+        <w:t>в отчёте — 3.1.0 (апрель 2026); актуальная — 3.4.0 (18.06.2026): бэкенд конвейера на PP-OCRv6, +~11% точности на OmniDocBench v1.6 и ~2× ускорение OCR. [3][4]</w:t>
+      </w:r>
+    </w:p>
+    <w:p>
+      <w:pPr>
+        <w:pStyle w:val="ListBullet"/>
+      </w:pPr>
+      <w:r>
+        <w:rPr>
+          <w:b/>
+        </w:rPr>
+        <w:t xml:space="preserve">PaddleOCR-VL: </w:t>
+      </w:r>
+      <w:r>
+        <w:t>в отчёте — 1.5 (0.9B, 94.5% на OmniDocBench v1.5, январь 2026); актуальная — 1.6 (28.05.2026, 0.9B, 96.33% на OmniDocBench v1.6 — новый SOTA среди открытых документ-VLM). [5][6]</w:t>
+      </w:r>
+    </w:p>
+    <w:p>
+      <w:pPr>
+        <w:pStyle w:val="ListBullet"/>
+      </w:pPr>
+      <w:r>
+        <w:rPr>
+          <w:b/>
+        </w:rPr>
+        <w:t xml:space="preserve">Qwen3-VL: </w:t>
+      </w:r>
+      <w:r>
+        <w:t>опубликован технический отчёт (arXiv:2511.21631); семейство — dense 2B/4B/8B/32B и MoE 30B-A3B/235B-A22B, нативный контекст до 256K токенов, есть FP8-квантизация. Проектная qwen3-vl:8b-instruct подтверждена как рабочий баланс качества и скорости под 16 ГБ VRAM. [7]</w:t>
+      </w:r>
+    </w:p>
+    <w:p>
+      <w:pPr>
+        <w:pStyle w:val="ListBullet"/>
+      </w:pPr>
+      <w:r>
+        <w:rPr>
+          <w:b/>
+        </w:rPr>
+        <w:t xml:space="preserve">Docling: </w:t>
+      </w:r>
+      <w:r>
+        <w:t>в отчёте — 2.97.0 (03.06.2026); на 03.07.2026 отдельно не перепроверялась — не приводим как подтверждённый факт (см. правила цитирования).</w:t>
+      </w:r>
+    </w:p>
+    <w:p>
+      <w:pPr>
+        <w:pStyle w:val="Heading2"/>
+      </w:pPr>
+      <w:r>
+        <w:rPr>
+          <w:color w:val="37474F"/>
+        </w:rPr>
+        <w:t>13.3. Изменения в ландшафте OCR/VLM</w:t>
+      </w:r>
+    </w:p>
+    <w:p>
+      <w:r>
+        <w:t>Тренд, зафиксированный отчётом («компактные специализированные документ-VLM ~0.9–1B обходят крупные универсальные модели на парсинге документов»), за месяц усилился:</w:t>
+      </w:r>
+    </w:p>
+    <w:p>
+      <w:pPr>
+        <w:pStyle w:val="ListBullet"/>
+      </w:pPr>
+      <w:r>
+        <w:t>PaddleOCR-VL-1.6 (0.9B, 96.33% OmniDocBench v1.6) и GLM-OCR (0.9B, ~94.62% OmniDocBench) — новые лидеры среди открытых; активны также DeepSeek-OCR / DeepSeek-OCR2, dots.ocr; из проприетарных — Mistral OCR, Surya 2. [5][8][9]</w:t>
+      </w:r>
+    </w:p>
+    <w:p>
+      <w:r>
+        <w:t>Практический вывод для botkin не меняется: для РФ-бланков с текстовым слоем побеждает извлечение из текстового слоя (детерминизм, ноль галлюцинаций значений), а VLM остаётся фолбэком для растровых таблиц и фотографий. Компактные документ-VLM (PaddleOCR-VL-1.6, MinerU 3.4) — сильные кандидаты в фолбэк-звено рядом с qwen3-vl для растровых таблиц; требуют отдельного e2e-замера на целевом GPU перед заменой.</w:t>
+      </w:r>
+    </w:p>
+    <w:p>
+      <w:pPr>
+        <w:pStyle w:val="Heading2"/>
+      </w:pPr>
+      <w:r>
+        <w:rPr>
+          <w:color w:val="37474F"/>
+        </w:rPr>
+        <w:t>13.4. Открытый техдолг</w:t>
+      </w:r>
+    </w:p>
+    <w:p>
+      <w:pPr>
+        <w:pStyle w:val="ListBullet"/>
+      </w:pPr>
+      <w:r>
+        <w:t>HE4 на sample_001: unit и ref_high «прилипают» к соседним токенам (ref_high=140 вместо 70), когда на одной физической строке два порога нормы (пре- и постменопауза), а имя показателя разорвано значением. Классифицируется как field_mismatch, тест не роняет. Правится в детерминированном разборе (_extract_unit_ref / _parse_first_result) без GPU — кандидат №1 на следующую итерацию.</w:t>
+      </w:r>
+    </w:p>
+    <w:p>
+      <w:pPr>
+        <w:pStyle w:val="Heading2"/>
+      </w:pPr>
+      <w:r>
+        <w:rPr>
+          <w:color w:val="37474F"/>
+        </w:rPr>
+        <w:t>Источники раздела 13 (обращение 03.07.2026)</w:t>
+      </w:r>
+    </w:p>
+    <w:p>
+      <w:pPr>
+        <w:pStyle w:val="ListBullet"/>
+      </w:pPr>
+      <w:r>
+        <w:t>[1] Ollama — Releases (GitHub): https://github.com/ollama/ollama/releases</w:t>
+      </w:r>
+    </w:p>
+    <w:p>
+      <w:pPr>
+        <w:pStyle w:val="ListBullet"/>
+      </w:pPr>
+      <w:r>
+        <w:t>[2] Ollama v0.31.1 (30.06.2026), Release Alert: https://releasealert.dev/github/ollama/ollama</w:t>
+      </w:r>
+    </w:p>
+    <w:p>
+      <w:pPr>
+        <w:pStyle w:val="ListBullet"/>
+      </w:pPr>
+      <w:r>
+        <w:t>[3] MinerU — Releases, 3.4.0 (18.06.2026): https://github.com/opendatalab/MinerU/releases</w:t>
+      </w:r>
+    </w:p>
+    <w:p>
+      <w:pPr>
+        <w:pStyle w:val="ListBullet"/>
+      </w:pPr>
+      <w:r>
+        <w:t>[4] Обзор MinerU 3.4 (explainX): https://www.explainx.ai/blog/mineru-3-4-document-parsing-rag-agents-2026</w:t>
+      </w:r>
+    </w:p>
+    <w:p>
+      <w:pPr>
+        <w:pStyle w:val="ListBullet"/>
+      </w:pPr>
+      <w:r>
+        <w:t>[5] PaddleOCR-VL-1.6, arXiv:2606.03264: https://arxiv.org/abs/2606.03264</w:t>
+      </w:r>
+    </w:p>
+    <w:p>
+      <w:pPr>
+        <w:pStyle w:val="ListBullet"/>
+      </w:pPr>
+      <w:r>
+        <w:t>[6] PaddleOCR-VL-1.6 (Hugging Face): https://huggingface.co/PaddlePaddle/PaddleOCR-VL-1.6</w:t>
+      </w:r>
+    </w:p>
+    <w:p>
+      <w:pPr>
+        <w:pStyle w:val="ListBullet"/>
+      </w:pPr>
+      <w:r>
+        <w:t>[7] Qwen3-VL Technical Report, arXiv:2511.21631: https://arxiv.org/abs/2511.21631</w:t>
+      </w:r>
+    </w:p>
+    <w:p>
+      <w:pPr>
+        <w:pStyle w:val="ListBullet"/>
+      </w:pPr>
+      <w:r>
+        <w:t>[8] Обзор открытых OCR/VLM 2026 (Spheron): https://www.spheron.network/blog/best-open-source-ocr-vlm-self-host-gpu-cloud-2026/</w:t>
+      </w:r>
+    </w:p>
+    <w:p>
+      <w:pPr>
+        <w:pStyle w:val="ListBullet"/>
+      </w:pPr>
+      <w:r>
+        <w:t>[9] Рейтинг OCR-моделей 2026, GLM-OCR / OmniDocBench (ofox.ai): https://ofox.ai/blog/best-ai-model-for-ocr-2026/</w:t>
       </w:r>
     </w:p>
     <w:sectPr>
